--- a/resume.docx
+++ b/resume.docx
@@ -221,117 +221,143 @@
     <w:p>
       <w:pPr>
         <w:rPr>
-          <w:sz w:val="28"/>
-          <w:szCs w:val="28"/>
-        </w:rPr>
-      </w:pPr>
-      <w:r>
-        <w:rPr>
-          <w:sz w:val="28"/>
-          <w:szCs w:val="28"/>
-        </w:rPr>
-        <w:t>Портфолио</w:t>
-      </w:r>
-      <w:r>
-        <w:rPr>
-          <w:sz w:val="28"/>
-          <w:szCs w:val="28"/>
-        </w:rPr>
-        <w:t xml:space="preserve">: </w:t>
-      </w:r>
-      <w:hyperlink r:id="rId5" w:history="1">
-        <w:r>
-          <w:rPr>
-            <w:rStyle w:val="ac"/>
-            <w:sz w:val="28"/>
-            <w:szCs w:val="28"/>
-            <w:lang w:val="en-US"/>
-          </w:rPr>
-          <w:t>https</w:t>
-        </w:r>
-        <w:r>
-          <w:rPr>
-            <w:rStyle w:val="ac"/>
-            <w:sz w:val="28"/>
-            <w:szCs w:val="28"/>
-          </w:rPr>
-          <w:t>://</w:t>
-        </w:r>
-        <w:proofErr w:type="spellStart"/>
-        <w:r>
-          <w:rPr>
-            <w:rStyle w:val="ac"/>
-            <w:sz w:val="28"/>
-            <w:szCs w:val="28"/>
-            <w:lang w:val="en-US"/>
-          </w:rPr>
-          <w:t>github</w:t>
-        </w:r>
-        <w:proofErr w:type="spellEnd"/>
-        <w:r>
-          <w:rPr>
-            <w:rStyle w:val="ac"/>
-            <w:sz w:val="28"/>
-            <w:szCs w:val="28"/>
-          </w:rPr>
-          <w:t>.</w:t>
-        </w:r>
-        <w:r>
-          <w:rPr>
-            <w:rStyle w:val="ac"/>
-            <w:sz w:val="28"/>
-            <w:szCs w:val="28"/>
-            <w:lang w:val="en-US"/>
-          </w:rPr>
-          <w:t>com</w:t>
-        </w:r>
-        <w:r>
-          <w:rPr>
-            <w:rStyle w:val="ac"/>
-            <w:sz w:val="28"/>
-            <w:szCs w:val="28"/>
-          </w:rPr>
-          <w:t>/</w:t>
-        </w:r>
-        <w:proofErr w:type="spellStart"/>
-        <w:r>
-          <w:rPr>
-            <w:rStyle w:val="ac"/>
-            <w:sz w:val="28"/>
-            <w:szCs w:val="28"/>
-            <w:lang w:val="en-US"/>
-          </w:rPr>
-          <w:t>timurhab</w:t>
-        </w:r>
-        <w:proofErr w:type="spellEnd"/>
-        <w:r>
-          <w:rPr>
-            <w:rStyle w:val="ac"/>
-            <w:sz w:val="28"/>
-            <w:szCs w:val="28"/>
-          </w:rPr>
-          <w:t>-</w:t>
-        </w:r>
-        <w:proofErr w:type="spellStart"/>
-        <w:r>
-          <w:rPr>
-            <w:rStyle w:val="ac"/>
-            <w:sz w:val="28"/>
-            <w:szCs w:val="28"/>
-            <w:lang w:val="en-US"/>
-          </w:rPr>
-          <w:t>rgb</w:t>
-        </w:r>
-        <w:proofErr w:type="spellEnd"/>
-      </w:hyperlink>
-    </w:p>
-    <w:p>
-      <w:pPr>
-        <w:rPr>
           <w:sz w:val="24"/>
           <w:szCs w:val="24"/>
         </w:rPr>
       </w:pPr>
+      <w:r>
+        <w:rPr>
+          <w:sz w:val="28"/>
+          <w:szCs w:val="28"/>
+        </w:rPr>
+        <w:t>Портфолио</w:t>
+      </w:r>
+      <w:r>
+        <w:rPr>
+          <w:sz w:val="28"/>
+          <w:szCs w:val="28"/>
+        </w:rPr>
+        <w:t xml:space="preserve">: </w:t>
+      </w:r>
+      <w:hyperlink r:id="rId5" w:history="1">
+        <w:r>
+          <w:rPr>
+            <w:rStyle w:val="ac"/>
+            <w:sz w:val="28"/>
+            <w:szCs w:val="28"/>
+            <w:lang w:val="en-US"/>
+          </w:rPr>
+          <w:t>https</w:t>
+        </w:r>
+        <w:r>
+          <w:rPr>
+            <w:rStyle w:val="ac"/>
+            <w:sz w:val="28"/>
+            <w:szCs w:val="28"/>
+          </w:rPr>
+          <w:t>://</w:t>
+        </w:r>
+        <w:proofErr w:type="spellStart"/>
+        <w:r>
+          <w:rPr>
+            <w:rStyle w:val="ac"/>
+            <w:sz w:val="28"/>
+            <w:szCs w:val="28"/>
+            <w:lang w:val="en-US"/>
+          </w:rPr>
+          <w:t>timurhab</w:t>
+        </w:r>
+        <w:proofErr w:type="spellEnd"/>
+        <w:r>
+          <w:rPr>
+            <w:rStyle w:val="ac"/>
+            <w:sz w:val="28"/>
+            <w:szCs w:val="28"/>
+          </w:rPr>
+          <w:t>-</w:t>
+        </w:r>
+        <w:proofErr w:type="spellStart"/>
+        <w:r>
+          <w:rPr>
+            <w:rStyle w:val="ac"/>
+            <w:sz w:val="28"/>
+            <w:szCs w:val="28"/>
+            <w:lang w:val="en-US"/>
+          </w:rPr>
+          <w:t>rgb</w:t>
+        </w:r>
+        <w:proofErr w:type="spellEnd"/>
+        <w:r>
+          <w:rPr>
+            <w:rStyle w:val="ac"/>
+            <w:sz w:val="28"/>
+            <w:szCs w:val="28"/>
+          </w:rPr>
+          <w:t>.</w:t>
+        </w:r>
+        <w:proofErr w:type="spellStart"/>
+        <w:r>
+          <w:rPr>
+            <w:rStyle w:val="ac"/>
+            <w:sz w:val="28"/>
+            <w:szCs w:val="28"/>
+            <w:lang w:val="en-US"/>
+          </w:rPr>
+          <w:t>github</w:t>
+        </w:r>
+        <w:proofErr w:type="spellEnd"/>
+        <w:r>
+          <w:rPr>
+            <w:rStyle w:val="ac"/>
+            <w:sz w:val="28"/>
+            <w:szCs w:val="28"/>
+          </w:rPr>
+          <w:t>.</w:t>
+        </w:r>
+        <w:r>
+          <w:rPr>
+            <w:rStyle w:val="ac"/>
+            <w:sz w:val="28"/>
+            <w:szCs w:val="28"/>
+            <w:lang w:val="en-US"/>
+          </w:rPr>
+          <w:t>i</w:t>
+        </w:r>
+        <w:r>
+          <w:rPr>
+            <w:rStyle w:val="ac"/>
+            <w:sz w:val="28"/>
+            <w:szCs w:val="28"/>
+            <w:lang w:val="en-US"/>
+          </w:rPr>
+          <w:t>o</w:t>
+        </w:r>
+        <w:r>
+          <w:rPr>
+            <w:rStyle w:val="ac"/>
+            <w:sz w:val="28"/>
+            <w:szCs w:val="28"/>
+          </w:rPr>
+          <w:t>/</w:t>
+        </w:r>
+        <w:r>
+          <w:rPr>
+            <w:rStyle w:val="ac"/>
+            <w:sz w:val="28"/>
+            <w:szCs w:val="28"/>
+            <w:lang w:val="en-US"/>
+          </w:rPr>
+          <w:t>resume</w:t>
+        </w:r>
+        <w:r>
+          <w:rPr>
+            <w:rStyle w:val="ac"/>
+            <w:sz w:val="28"/>
+            <w:szCs w:val="28"/>
+          </w:rPr>
+          <w:t>_1/</w:t>
+        </w:r>
+      </w:hyperlink>
     </w:p>
     <w:p>
       <w:pPr>
@@ -1546,6 +1572,18 @@
       <w:shd w:val="clear" w:color="auto" w:fill="E1DFDD"/>
     </w:rPr>
   </w:style>
+  <w:style w:type="character" w:styleId="ae">
+    <w:name w:val="FollowedHyperlink"/>
+    <w:basedOn w:val="a0"/>
+    <w:uiPriority w:val="99"/>
+    <w:semiHidden/>
+    <w:unhideWhenUsed/>
+    <w:rsid w:val="00F44A41"/>
+    <w:rPr>
+      <w:color w:val="954F72" w:themeColor="followedHyperlink"/>
+      <w:u w:val="single"/>
+    </w:rPr>
+  </w:style>
 </w:styles>
 </file>
 
